--- a/homework/hw-07_MH.docx
+++ b/homework/hw-07_MH.docx
@@ -26,12 +26,30 @@
         <w:t xml:space="preserve">Due: Tuesday, July 7, 11:59pm</w:t>
       </w:r>
     </w:p>
-    <w:bookmarkStart w:id="9" w:name="starting-a-new-quarto-file"/>
+    <w:bookmarkStart w:id="9" w:name="ai-use"/>
     <w:p>
       <w:pPr>
         <w:pStyle w:val="Heading2"/>
       </w:pPr>
       <w:r>
+        <w:t xml:space="preserve">AI use</w:t>
+      </w:r>
+    </w:p>
+    <w:p>
+      <w:pPr>
+        <w:pStyle w:val="FirstParagraph"/>
+      </w:pPr>
+      <w:r>
+        <w:t xml:space="preserve">Refer to the syllabus for our AI use policy. You will be asked to include any AI prompts used in this assignment at the end.</w:t>
+      </w:r>
+    </w:p>
+    <w:bookmarkEnd w:id="9"/>
+    <w:bookmarkStart w:id="10" w:name="starting-a-new-quarto-file"/>
+    <w:p>
+      <w:pPr>
+        <w:pStyle w:val="Heading2"/>
+      </w:pPr>
+      <w:r>
         <w:t xml:space="preserve">Starting a new Quarto file</w:t>
       </w:r>
     </w:p>
@@ -43,8 +61,8 @@
         <w:t xml:space="preserve">For this assignment you will begin a new Quarto file. To do this, go to RStudio and click File &gt; New File &gt; Quarto Document. A pop-up will appear asking for a title, author, and format. You may leave these as the default options for now. Click OK and a new file will open. Update the YAML with your title, name, and date.</w:t>
       </w:r>
     </w:p>
-    <w:bookmarkEnd w:id="9"/>
-    <w:bookmarkStart w:id="10" w:name="review"/>
+    <w:bookmarkEnd w:id="10"/>
+    <w:bookmarkStart w:id="11" w:name="review"/>
     <w:p>
       <w:pPr>
         <w:pStyle w:val="Heading2"/>
@@ -211,8 +229,8 @@
         <w:t xml:space="preserve">, the standard deviation, is 5).</w:t>
       </w:r>
     </w:p>
-    <w:bookmarkEnd w:id="10"/>
-    <w:bookmarkStart w:id="11" w:name="the-t-distribution-a-mini-tutorial"/>
+    <w:bookmarkEnd w:id="11"/>
+    <w:bookmarkStart w:id="12" w:name="the-t-distribution-a-mini-tutorial"/>
     <w:p>
       <w:pPr>
         <w:pStyle w:val="Heading2"/>
@@ -480,8 +498,8 @@
         <w:t xml:space="preserve">[1] 1.29492</w:t>
       </w:r>
     </w:p>
-    <w:bookmarkEnd w:id="11"/>
-    <w:bookmarkStart w:id="12" w:name="the-z-distribution"/>
+    <w:bookmarkEnd w:id="12"/>
+    <w:bookmarkStart w:id="13" w:name="the-z-distribution"/>
     <w:p>
       <w:pPr>
         <w:pStyle w:val="Heading2"/>
@@ -978,8 +996,8 @@
         <w:t xml:space="preserve">[1] 0.9234363</w:t>
       </w:r>
     </w:p>
-    <w:bookmarkEnd w:id="12"/>
-    <w:bookmarkStart w:id="13" w:name="systolic-blood-pressure"/>
+    <w:bookmarkEnd w:id="13"/>
+    <w:bookmarkStart w:id="14" w:name="systolic-blood-pressure"/>
     <w:p>
       <w:pPr>
         <w:pStyle w:val="Heading2"/>
@@ -1042,8 +1060,8 @@
         <w:t xml:space="preserve">mmHg (Wright et al., 2011). (i.e. Assume for this question that the population standard deviation here is known - which rarely happens in real life.) The CDC considers systolic blood pressure above 130 to be hypertensive, which may lead to serious cardiovascular morbidities and complications.</w:t>
       </w:r>
     </w:p>
-    <w:bookmarkEnd w:id="13"/>
-    <w:bookmarkStart w:id="17" w:name="exercise-1"/>
+    <w:bookmarkEnd w:id="14"/>
+    <w:bookmarkStart w:id="18" w:name="exercise-1"/>
     <w:p>
       <w:pPr>
         <w:pStyle w:val="Heading2"/>
@@ -1115,18 +1133,18 @@
                 <wp:inline>
                   <wp:extent cx="152400" cy="152400"/>
                   <wp:effectExtent b="0" l="0" r="0" t="0"/>
-                  <wp:docPr descr="" title="" id="15" name="Picture"/>
+                  <wp:docPr descr="" title="" id="16" name="Picture"/>
                   <a:graphic>
                     <a:graphicData uri="http://schemas.openxmlformats.org/drawingml/2006/picture">
                       <pic:pic>
                         <pic:nvPicPr>
-                          <pic:cNvPr descr="/Applications/RStudio.app/Contents/Resources/app/quarto/share/formats/docx/important.png" id="16" name="Picture"/>
+                          <pic:cNvPr descr="/Applications/RStudio.app/Contents/Resources/app/quarto/share/formats/docx/important.png" id="17" name="Picture"/>
                           <pic:cNvPicPr>
                             <a:picLocks noChangeArrowheads="1" noChangeAspect="1"/>
                           </pic:cNvPicPr>
                         </pic:nvPicPr>
                         <pic:blipFill>
-                          <a:blip r:embed="rId14"/>
+                          <a:blip r:embed="rId15"/>
                           <a:stretch>
                             <a:fillRect/>
                           </a:stretch>
@@ -1371,8 +1389,8 @@
         <w:t xml:space="preserve">…that a random sample of 50 US adults has mean SBP &gt; 130 mmHg</w:t>
       </w:r>
     </w:p>
-    <w:bookmarkEnd w:id="17"/>
-    <w:bookmarkStart w:id="18" w:name="exercise-2"/>
+    <w:bookmarkEnd w:id="18"/>
+    <w:bookmarkStart w:id="19" w:name="exercise-2"/>
     <w:p>
       <w:pPr>
         <w:pStyle w:val="Heading2"/>
@@ -1389,8 +1407,8 @@
         <w:t xml:space="preserve">Exercise 1 (c), (d), and (e) ask about the probability that average values from some sample are 8 mmHg higher than the population values. How do these probabilities change as sample size increases? Explain why this is the case.</w:t>
       </w:r>
     </w:p>
-    <w:bookmarkEnd w:id="18"/>
-    <w:bookmarkStart w:id="19" w:name="exercise-3"/>
+    <w:bookmarkEnd w:id="19"/>
+    <w:bookmarkStart w:id="20" w:name="exercise-3"/>
     <w:p>
       <w:pPr>
         <w:pStyle w:val="Heading2"/>
@@ -1507,8 +1525,32 @@
         <w:t xml:space="preserve">Interpret your confidence interval.</w:t>
       </w:r>
     </w:p>
-    <w:bookmarkEnd w:id="19"/>
-    <w:bookmarkStart w:id="20" w:name="submission"/>
+    <w:bookmarkEnd w:id="20"/>
+    <w:bookmarkStart w:id="21" w:name="ai-attestation"/>
+    <w:p>
+      <w:pPr>
+        <w:pStyle w:val="Heading2"/>
+      </w:pPr>
+      <w:r>
+        <w:t xml:space="preserve">AI Attestation</w:t>
+      </w:r>
+    </w:p>
+    <w:p>
+      <w:pPr>
+        <w:pStyle w:val="FirstParagraph"/>
+      </w:pPr>
+      <w:r>
+        <w:t xml:space="preserve">Was AI used on this assignment? If so, describe your prompts below. If not, simply state</w:t>
+      </w:r>
+      <w:r>
+        <w:t xml:space="preserve"> </w:t>
+      </w:r>
+      <w:r>
+        <w:t xml:space="preserve">“AI was not used on this assignment.”</w:t>
+      </w:r>
+    </w:p>
+    <w:bookmarkEnd w:id="21"/>
+    <w:bookmarkStart w:id="22" w:name="submission"/>
     <w:p>
       <w:pPr>
         <w:pStyle w:val="Heading2"/>
@@ -1538,7 +1580,7 @@
         <w:t xml:space="preserve"> </w:t>
       </w:r>
       <w:r>
-        <w:t xml:space="preserve">into an .html file that can be opened by any web browser. To export it as a .pdf, open the file in your web browser and then print to or save as a .pdf document. Contact your TAs in Ed Discussion if you need help!</w:t>
+        <w:t xml:space="preserve">into an .html file that can be opened by any web browser. To export it as a .pdf, open the file in your web browser and then print to or save as a .pdf document. Contact me in Ed Discussion if you need help!</w:t>
       </w:r>
     </w:p>
     <w:p>
@@ -1613,8 +1655,8 @@
         <w:t xml:space="preserve">section.</w:t>
       </w:r>
     </w:p>
-    <w:bookmarkEnd w:id="20"/>
-    <w:bookmarkStart w:id="21" w:name="grading"/>
+    <w:bookmarkEnd w:id="22"/>
+    <w:bookmarkStart w:id="23" w:name="grading"/>
     <w:p>
       <w:pPr>
         <w:pStyle w:val="Heading2"/>
@@ -1740,6 +1782,30 @@
               <w:pStyle w:val="Compact"/>
             </w:pPr>
             <w:r>
+              <w:t xml:space="preserve">AI Attestation</w:t>
+            </w:r>
+          </w:p>
+        </w:tc>
+        <w:tc>
+          <w:tcPr/>
+          <w:p>
+            <w:pPr>
+              <w:pStyle w:val="Compact"/>
+            </w:pPr>
+            <w:r>
+              <w:t xml:space="preserve">1</w:t>
+            </w:r>
+          </w:p>
+        </w:tc>
+      </w:tr>
+      <w:tr>
+        <w:tc>
+          <w:tcPr/>
+          <w:p>
+            <w:pPr>
+              <w:pStyle w:val="Compact"/>
+            </w:pPr>
+            <w:r>
               <w:t xml:space="preserve">Formatting</w:t>
             </w:r>
           </w:p>
@@ -1765,7 +1831,7 @@
         <w:t xml:space="preserve">The “Formatting” grade is to assess the document format. This includes having a neatly organized document (no excessive output, warnings/messages when loading packages and/or data) with readable code and your name and the date updated in the YAML.</w:t>
       </w:r>
     </w:p>
-    <w:bookmarkEnd w:id="21"/>
+    <w:bookmarkEnd w:id="23"/>
     <w:sectPr>
       <w:footnotePr>
         <w:numRestart w:val="eachSect"/>
